--- a/Lab2.docx
+++ b/Lab2.docx
@@ -123,16 +123,7 @@
                 <w:b/>
                 <w:sz w:val="17"/>
               </w:rPr>
-              <w:t>book</w:t>
-            </w:r>
-            <w:bookmarkStart w:id="0" w:name="_GoBack"/>
-            <w:bookmarkEnd w:id="0"/>
-            <w:r>
-              <w:rPr>
-                <w:b/>
-                <w:sz w:val="17"/>
-              </w:rPr>
-              <w:t>ing_id</w:t>
+              <w:t>booking_id</w:t>
             </w:r>
           </w:p>
         </w:tc>
@@ -11824,8 +11815,10 @@
         <w:pStyle w:val="SQLCode"/>
         <w:keepLines/>
       </w:pPr>
-      <w:r>
-        <w:t>-- Task 5: rename airline_info to airline</w:t>
+      <w:bookmarkStart w:id="0" w:name="_GoBack"/>
+      <w:bookmarkEnd w:id="0"/>
+      <w:r>
+        <w:t xml:space="preserve"> Task 5: rename airline_info to airline</w:t>
       </w:r>
     </w:p>
     <w:p>
@@ -11852,7 +11845,7 @@
         <w:keepLines/>
       </w:pPr>
       <w:r>
-        <w:t>-- Task 6: rename price to ticket_price</w:t>
+        <w:t xml:space="preserve"> Task 6: rename price to ticket_price</w:t>
       </w:r>
     </w:p>
     <w:p>
@@ -11879,7 +11872,29 @@
         <w:keepLines/>
       </w:pPr>
       <w:r>
-        <w:t>-- Task 7: change departing_gate from VARCHAR(50) to TEXT</w:t>
+        <w:rPr>
+          <w:lang w:val="kk-KZ"/>
+        </w:rPr>
+        <w:t xml:space="preserve"> </w:t>
+      </w:r>
+      <w:r>
+        <w:t xml:space="preserve">Task 7: change </w:t>
+      </w:r>
+      <w:proofErr w:type="spellStart"/>
+      <w:r>
+        <w:t>departing_gate</w:t>
+      </w:r>
+      <w:proofErr w:type="spellEnd"/>
+      <w:r>
+        <w:t xml:space="preserve"> from </w:t>
+      </w:r>
+      <w:proofErr w:type="gramStart"/>
+      <w:r>
+        <w:t>VARCHAR(</w:t>
+      </w:r>
+      <w:proofErr w:type="gramEnd"/>
+      <w:r>
+        <w:t>50) to TEXT</w:t>
       </w:r>
     </w:p>
     <w:p>
@@ -11915,7 +11930,13 @@
         <w:keepLines/>
       </w:pPr>
       <w:r>
-        <w:t>-- Task 8: remove info from airline</w:t>
+        <w:rPr>
+          <w:lang w:val="kk-KZ"/>
+        </w:rPr>
+        <w:t xml:space="preserve"> </w:t>
+      </w:r>
+      <w:r>
+        <w:t>Task 8: remove info from airline</w:t>
       </w:r>
     </w:p>
     <w:p>
@@ -14682,16 +14703,23 @@
         <w:keepLines/>
       </w:pPr>
       <w:r>
-        <w:t>-- Check the number of rows in every table</w:t>
-      </w:r>
-    </w:p>
-    <w:p>
-      <w:pPr>
-        <w:pStyle w:val="SQLCode"/>
-        <w:keepLines/>
-      </w:pPr>
-      <w:r>
-        <w:t>SELECT 'airline' AS table_name, COUNT(*) AS row_count FROM airline</w:t>
+        <w:t xml:space="preserve">SELECT 'airline' AS </w:t>
+      </w:r>
+      <w:proofErr w:type="spellStart"/>
+      <w:r>
+        <w:t>table_name</w:t>
+      </w:r>
+      <w:proofErr w:type="spellEnd"/>
+      <w:r>
+        <w:t xml:space="preserve">, </w:t>
+      </w:r>
+      <w:proofErr w:type="gramStart"/>
+      <w:r>
+        <w:t>COUNT(</w:t>
+      </w:r>
+      <w:proofErr w:type="gramEnd"/>
+      <w:r>
+        <w:t>*) AS row_count FROM airline</w:t>
       </w:r>
     </w:p>
     <w:p>
@@ -17499,16 +17527,31 @@
         <w:keepLines/>
       </w:pPr>
       <w:r>
-        <w:t>-- View the final columns and data types</w:t>
-      </w:r>
-    </w:p>
-    <w:p>
-      <w:pPr>
-        <w:pStyle w:val="SQLCode"/>
-        <w:keepLines/>
-      </w:pPr>
-      <w:r>
-        <w:t>SELECT table_name, column_name, data_type, is_nullable</w:t>
+        <w:t xml:space="preserve">SELECT </w:t>
+      </w:r>
+      <w:proofErr w:type="spellStart"/>
+      <w:r>
+        <w:t>table_name</w:t>
+      </w:r>
+      <w:proofErr w:type="spellEnd"/>
+      <w:r>
+        <w:t xml:space="preserve">, </w:t>
+      </w:r>
+      <w:proofErr w:type="spellStart"/>
+      <w:r>
+        <w:t>column_name</w:t>
+      </w:r>
+      <w:proofErr w:type="spellEnd"/>
+      <w:r>
+        <w:t xml:space="preserve">, </w:t>
+      </w:r>
+      <w:proofErr w:type="spellStart"/>
+      <w:r>
+        <w:t>data_type</w:t>
+      </w:r>
+      <w:proofErr w:type="spellEnd"/>
+      <w:r>
+        <w:t>, is_nullable</w:t>
       </w:r>
     </w:p>
     <w:p>
@@ -17569,6 +17612,9 @@
       <w:pPr>
         <w:pStyle w:val="SQLCode"/>
         <w:keepLines/>
+        <w:rPr>
+          <w:lang w:val="kk-KZ"/>
+        </w:rPr>
       </w:pPr>
       <w:r>
         <w:t xml:space="preserve"> </w:t>
@@ -17580,16 +17626,20 @@
         <w:keepLines/>
       </w:pPr>
       <w:r>
-        <w:t>-- View primary-key and foreign-key constraints</w:t>
-      </w:r>
-    </w:p>
-    <w:p>
-      <w:pPr>
-        <w:pStyle w:val="SQLCode"/>
-        <w:keepLines/>
-      </w:pPr>
-      <w:r>
-        <w:t>SELECT tc.table_name,</w:t>
+        <w:t xml:space="preserve">SELECT </w:t>
+      </w:r>
+      <w:proofErr w:type="spellStart"/>
+      <w:proofErr w:type="gramStart"/>
+      <w:r>
+        <w:t>tc.table</w:t>
+      </w:r>
+      <w:proofErr w:type="gramEnd"/>
+      <w:r>
+        <w:t>_name</w:t>
+      </w:r>
+      <w:proofErr w:type="spellEnd"/>
+      <w:r>
+        <w:t>,</w:t>
       </w:r>
     </w:p>
     <w:p>
@@ -17684,729 +17734,10 @@
     </w:p>
     <w:p>
       <w:pPr>
-        <w:spacing w:after="0"/>
         <w:rPr>
           <w:rFonts w:hint="eastAsia"/>
         </w:rPr>
       </w:pPr>
-    </w:p>
-    <w:p>
-      <w:pPr>
-        <w:pStyle w:val="21"/>
-      </w:pPr>
-      <w:r>
-        <w:t>Screenshot checklist</w:t>
-      </w:r>
-    </w:p>
-    <w:p>
-      <w:pPr>
-        <w:keepNext/>
-        <w:rPr>
-          <w:rFonts w:hint="eastAsia"/>
-        </w:rPr>
-      </w:pPr>
-      <w:r>
-        <w:t>Run the scripts in PostgreSQL Query Tool and capture full-window screenshots after each group. Add the screenshots below the matching section before final submission.</w:t>
-      </w:r>
-    </w:p>
-    <w:tbl>
-      <w:tblPr>
-        <w:tblStyle w:val="aff0"/>
-        <w:tblW w:w="0" w:type="auto"/>
-        <w:jc w:val="center"/>
-        <w:tblLayout w:type="fixed"/>
-        <w:tblLook w:val="0620" w:firstRow="1" w:lastRow="0" w:firstColumn="0" w:lastColumn="0" w:noHBand="1" w:noVBand="1"/>
-      </w:tblPr>
-      <w:tblGrid>
-        <w:gridCol w:w="936"/>
-        <w:gridCol w:w="8496"/>
-      </w:tblGrid>
-      <w:tr>
-        <w:trPr>
-          <w:tblHeader/>
-          <w:jc w:val="center"/>
-        </w:trPr>
-        <w:tc>
-          <w:tcPr>
-            <w:tcW w:w="936" w:type="dxa"/>
-            <w:tcBorders>
-              <w:top w:val="single" w:sz="5" w:space="0" w:color="BFBFBF"/>
-              <w:left w:val="single" w:sz="5" w:space="0" w:color="BFBFBF"/>
-              <w:bottom w:val="single" w:sz="5" w:space="0" w:color="BFBFBF"/>
-              <w:right w:val="single" w:sz="5" w:space="0" w:color="BFBFBF"/>
-            </w:tcBorders>
-            <w:shd w:val="clear" w:color="auto" w:fill="F2F2F2"/>
-            <w:tcMar>
-              <w:top w:w="80" w:type="dxa"/>
-              <w:left w:w="100" w:type="dxa"/>
-              <w:bottom w:w="80" w:type="dxa"/>
-              <w:right w:w="100" w:type="dxa"/>
-            </w:tcMar>
-            <w:vAlign w:val="center"/>
-          </w:tcPr>
-          <w:p>
-            <w:pPr>
-              <w:keepNext/>
-              <w:spacing w:after="0"/>
-              <w:jc w:val="center"/>
-              <w:rPr>
-                <w:rFonts w:hint="eastAsia"/>
-              </w:rPr>
-            </w:pPr>
-            <w:r>
-              <w:rPr>
-                <w:b/>
-                <w:sz w:val="17"/>
-              </w:rPr>
-              <w:t>No</w:t>
-            </w:r>
-          </w:p>
-        </w:tc>
-        <w:tc>
-          <w:tcPr>
-            <w:tcW w:w="8496" w:type="dxa"/>
-            <w:tcBorders>
-              <w:top w:val="single" w:sz="5" w:space="0" w:color="BFBFBF"/>
-              <w:left w:val="single" w:sz="5" w:space="0" w:color="BFBFBF"/>
-              <w:bottom w:val="single" w:sz="5" w:space="0" w:color="BFBFBF"/>
-              <w:right w:val="single" w:sz="5" w:space="0" w:color="BFBFBF"/>
-            </w:tcBorders>
-            <w:shd w:val="clear" w:color="auto" w:fill="F2F2F2"/>
-            <w:tcMar>
-              <w:top w:w="80" w:type="dxa"/>
-              <w:left w:w="100" w:type="dxa"/>
-              <w:bottom w:w="80" w:type="dxa"/>
-              <w:right w:w="100" w:type="dxa"/>
-            </w:tcMar>
-            <w:vAlign w:val="center"/>
-          </w:tcPr>
-          <w:p>
-            <w:pPr>
-              <w:keepNext/>
-              <w:spacing w:after="0"/>
-              <w:jc w:val="center"/>
-              <w:rPr>
-                <w:rFonts w:hint="eastAsia"/>
-              </w:rPr>
-            </w:pPr>
-            <w:r>
-              <w:rPr>
-                <w:b/>
-                <w:sz w:val="17"/>
-              </w:rPr>
-              <w:t>Required screenshot</w:t>
-            </w:r>
-          </w:p>
-        </w:tc>
-      </w:tr>
-      <w:tr>
-        <w:trPr>
-          <w:jc w:val="center"/>
-        </w:trPr>
-        <w:tc>
-          <w:tcPr>
-            <w:tcW w:w="936" w:type="dxa"/>
-            <w:tcBorders>
-              <w:top w:val="single" w:sz="5" w:space="0" w:color="BFBFBF"/>
-              <w:left w:val="single" w:sz="5" w:space="0" w:color="BFBFBF"/>
-              <w:bottom w:val="single" w:sz="5" w:space="0" w:color="BFBFBF"/>
-              <w:right w:val="single" w:sz="5" w:space="0" w:color="BFBFBF"/>
-            </w:tcBorders>
-            <w:shd w:val="clear" w:color="auto" w:fill="FFFFFF"/>
-            <w:tcMar>
-              <w:top w:w="80" w:type="dxa"/>
-              <w:left w:w="100" w:type="dxa"/>
-              <w:bottom w:w="80" w:type="dxa"/>
-              <w:right w:w="100" w:type="dxa"/>
-            </w:tcMar>
-            <w:vAlign w:val="center"/>
-          </w:tcPr>
-          <w:p>
-            <w:pPr>
-              <w:keepNext/>
-              <w:spacing w:after="0"/>
-              <w:rPr>
-                <w:rFonts w:hint="eastAsia"/>
-              </w:rPr>
-            </w:pPr>
-            <w:r>
-              <w:rPr>
-                <w:sz w:val="17"/>
-              </w:rPr>
-              <w:t>1</w:t>
-            </w:r>
-          </w:p>
-        </w:tc>
-        <w:tc>
-          <w:tcPr>
-            <w:tcW w:w="8496" w:type="dxa"/>
-            <w:tcBorders>
-              <w:top w:val="single" w:sz="5" w:space="0" w:color="BFBFBF"/>
-              <w:left w:val="single" w:sz="5" w:space="0" w:color="BFBFBF"/>
-              <w:bottom w:val="single" w:sz="5" w:space="0" w:color="BFBFBF"/>
-              <w:right w:val="single" w:sz="5" w:space="0" w:color="BFBFBF"/>
-            </w:tcBorders>
-            <w:shd w:val="clear" w:color="auto" w:fill="FFFFFF"/>
-            <w:tcMar>
-              <w:top w:w="80" w:type="dxa"/>
-              <w:left w:w="100" w:type="dxa"/>
-              <w:bottom w:w="80" w:type="dxa"/>
-              <w:right w:w="100" w:type="dxa"/>
-            </w:tcMar>
-            <w:vAlign w:val="center"/>
-          </w:tcPr>
-          <w:p>
-            <w:pPr>
-              <w:keepNext/>
-              <w:spacing w:after="0"/>
-              <w:rPr>
-                <w:rFonts w:hint="eastAsia"/>
-              </w:rPr>
-            </w:pPr>
-            <w:r>
-              <w:rPr>
-                <w:sz w:val="17"/>
-              </w:rPr>
-              <w:t>Creation of all ten tables</w:t>
-            </w:r>
-          </w:p>
-        </w:tc>
-      </w:tr>
-      <w:tr>
-        <w:trPr>
-          <w:jc w:val="center"/>
-        </w:trPr>
-        <w:tc>
-          <w:tcPr>
-            <w:tcW w:w="936" w:type="dxa"/>
-            <w:tcBorders>
-              <w:top w:val="single" w:sz="5" w:space="0" w:color="BFBFBF"/>
-              <w:left w:val="single" w:sz="5" w:space="0" w:color="BFBFBF"/>
-              <w:bottom w:val="single" w:sz="5" w:space="0" w:color="BFBFBF"/>
-              <w:right w:val="single" w:sz="5" w:space="0" w:color="BFBFBF"/>
-            </w:tcBorders>
-            <w:shd w:val="clear" w:color="auto" w:fill="FFFFFF"/>
-            <w:tcMar>
-              <w:top w:w="80" w:type="dxa"/>
-              <w:left w:w="100" w:type="dxa"/>
-              <w:bottom w:w="80" w:type="dxa"/>
-              <w:right w:w="100" w:type="dxa"/>
-            </w:tcMar>
-            <w:vAlign w:val="center"/>
-          </w:tcPr>
-          <w:p>
-            <w:pPr>
-              <w:keepNext/>
-              <w:spacing w:after="0"/>
-              <w:rPr>
-                <w:rFonts w:hint="eastAsia"/>
-              </w:rPr>
-            </w:pPr>
-            <w:r>
-              <w:rPr>
-                <w:sz w:val="17"/>
-              </w:rPr>
-              <w:t>2</w:t>
-            </w:r>
-          </w:p>
-        </w:tc>
-        <w:tc>
-          <w:tcPr>
-            <w:tcW w:w="8496" w:type="dxa"/>
-            <w:tcBorders>
-              <w:top w:val="single" w:sz="5" w:space="0" w:color="BFBFBF"/>
-              <w:left w:val="single" w:sz="5" w:space="0" w:color="BFBFBF"/>
-              <w:bottom w:val="single" w:sz="5" w:space="0" w:color="BFBFBF"/>
-              <w:right w:val="single" w:sz="5" w:space="0" w:color="BFBFBF"/>
-            </w:tcBorders>
-            <w:shd w:val="clear" w:color="auto" w:fill="FFFFFF"/>
-            <w:tcMar>
-              <w:top w:w="80" w:type="dxa"/>
-              <w:left w:w="100" w:type="dxa"/>
-              <w:bottom w:w="80" w:type="dxa"/>
-              <w:right w:w="100" w:type="dxa"/>
-            </w:tcMar>
-            <w:vAlign w:val="center"/>
-          </w:tcPr>
-          <w:p>
-            <w:pPr>
-              <w:keepNext/>
-              <w:spacing w:after="0"/>
-              <w:rPr>
-                <w:rFonts w:hint="eastAsia"/>
-              </w:rPr>
-            </w:pPr>
-            <w:r>
-              <w:rPr>
-                <w:sz w:val="17"/>
-              </w:rPr>
-              <w:t>Primary-key constraints</w:t>
-            </w:r>
-          </w:p>
-        </w:tc>
-      </w:tr>
-      <w:tr>
-        <w:trPr>
-          <w:jc w:val="center"/>
-        </w:trPr>
-        <w:tc>
-          <w:tcPr>
-            <w:tcW w:w="936" w:type="dxa"/>
-            <w:tcBorders>
-              <w:top w:val="single" w:sz="5" w:space="0" w:color="BFBFBF"/>
-              <w:left w:val="single" w:sz="5" w:space="0" w:color="BFBFBF"/>
-              <w:bottom w:val="single" w:sz="5" w:space="0" w:color="BFBFBF"/>
-              <w:right w:val="single" w:sz="5" w:space="0" w:color="BFBFBF"/>
-            </w:tcBorders>
-            <w:shd w:val="clear" w:color="auto" w:fill="FFFFFF"/>
-            <w:tcMar>
-              <w:top w:w="80" w:type="dxa"/>
-              <w:left w:w="100" w:type="dxa"/>
-              <w:bottom w:w="80" w:type="dxa"/>
-              <w:right w:w="100" w:type="dxa"/>
-            </w:tcMar>
-            <w:vAlign w:val="center"/>
-          </w:tcPr>
-          <w:p>
-            <w:pPr>
-              <w:keepNext/>
-              <w:spacing w:after="0"/>
-              <w:rPr>
-                <w:rFonts w:hint="eastAsia"/>
-              </w:rPr>
-            </w:pPr>
-            <w:r>
-              <w:rPr>
-                <w:sz w:val="17"/>
-              </w:rPr>
-              <w:t>3</w:t>
-            </w:r>
-          </w:p>
-        </w:tc>
-        <w:tc>
-          <w:tcPr>
-            <w:tcW w:w="8496" w:type="dxa"/>
-            <w:tcBorders>
-              <w:top w:val="single" w:sz="5" w:space="0" w:color="BFBFBF"/>
-              <w:left w:val="single" w:sz="5" w:space="0" w:color="BFBFBF"/>
-              <w:bottom w:val="single" w:sz="5" w:space="0" w:color="BFBFBF"/>
-              <w:right w:val="single" w:sz="5" w:space="0" w:color="BFBFBF"/>
-            </w:tcBorders>
-            <w:shd w:val="clear" w:color="auto" w:fill="FFFFFF"/>
-            <w:tcMar>
-              <w:top w:w="80" w:type="dxa"/>
-              <w:left w:w="100" w:type="dxa"/>
-              <w:bottom w:w="80" w:type="dxa"/>
-              <w:right w:w="100" w:type="dxa"/>
-            </w:tcMar>
-            <w:vAlign w:val="center"/>
-          </w:tcPr>
-          <w:p>
-            <w:pPr>
-              <w:keepNext/>
-              <w:spacing w:after="0"/>
-              <w:rPr>
-                <w:rFonts w:hint="eastAsia"/>
-              </w:rPr>
-            </w:pPr>
-            <w:r>
-              <w:rPr>
-                <w:sz w:val="17"/>
-              </w:rPr>
-              <w:t>Renamed airline table and ticket_price column</w:t>
-            </w:r>
-          </w:p>
-        </w:tc>
-      </w:tr>
-      <w:tr>
-        <w:trPr>
-          <w:jc w:val="center"/>
-        </w:trPr>
-        <w:tc>
-          <w:tcPr>
-            <w:tcW w:w="936" w:type="dxa"/>
-            <w:tcBorders>
-              <w:top w:val="single" w:sz="5" w:space="0" w:color="BFBFBF"/>
-              <w:left w:val="single" w:sz="5" w:space="0" w:color="BFBFBF"/>
-              <w:bottom w:val="single" w:sz="5" w:space="0" w:color="BFBFBF"/>
-              <w:right w:val="single" w:sz="5" w:space="0" w:color="BFBFBF"/>
-            </w:tcBorders>
-            <w:shd w:val="clear" w:color="auto" w:fill="FFFFFF"/>
-            <w:tcMar>
-              <w:top w:w="80" w:type="dxa"/>
-              <w:left w:w="100" w:type="dxa"/>
-              <w:bottom w:w="80" w:type="dxa"/>
-              <w:right w:w="100" w:type="dxa"/>
-            </w:tcMar>
-            <w:vAlign w:val="center"/>
-          </w:tcPr>
-          <w:p>
-            <w:pPr>
-              <w:keepNext/>
-              <w:spacing w:after="0"/>
-              <w:rPr>
-                <w:rFonts w:hint="eastAsia"/>
-              </w:rPr>
-            </w:pPr>
-            <w:r>
-              <w:rPr>
-                <w:sz w:val="17"/>
-              </w:rPr>
-              <w:t>4</w:t>
-            </w:r>
-          </w:p>
-        </w:tc>
-        <w:tc>
-          <w:tcPr>
-            <w:tcW w:w="8496" w:type="dxa"/>
-            <w:tcBorders>
-              <w:top w:val="single" w:sz="5" w:space="0" w:color="BFBFBF"/>
-              <w:left w:val="single" w:sz="5" w:space="0" w:color="BFBFBF"/>
-              <w:bottom w:val="single" w:sz="5" w:space="0" w:color="BFBFBF"/>
-              <w:right w:val="single" w:sz="5" w:space="0" w:color="BFBFBF"/>
-            </w:tcBorders>
-            <w:shd w:val="clear" w:color="auto" w:fill="FFFFFF"/>
-            <w:tcMar>
-              <w:top w:w="80" w:type="dxa"/>
-              <w:left w:w="100" w:type="dxa"/>
-              <w:bottom w:w="80" w:type="dxa"/>
-              <w:right w:w="100" w:type="dxa"/>
-            </w:tcMar>
-            <w:vAlign w:val="center"/>
-          </w:tcPr>
-          <w:p>
-            <w:pPr>
-              <w:keepNext/>
-              <w:spacing w:after="0"/>
-              <w:rPr>
-                <w:rFonts w:hint="eastAsia"/>
-              </w:rPr>
-            </w:pPr>
-            <w:r>
-              <w:rPr>
-                <w:sz w:val="17"/>
-              </w:rPr>
-              <w:t>departing_gate data type changed to text</w:t>
-            </w:r>
-          </w:p>
-        </w:tc>
-      </w:tr>
-      <w:tr>
-        <w:trPr>
-          <w:jc w:val="center"/>
-        </w:trPr>
-        <w:tc>
-          <w:tcPr>
-            <w:tcW w:w="936" w:type="dxa"/>
-            <w:tcBorders>
-              <w:top w:val="single" w:sz="5" w:space="0" w:color="BFBFBF"/>
-              <w:left w:val="single" w:sz="5" w:space="0" w:color="BFBFBF"/>
-              <w:bottom w:val="single" w:sz="5" w:space="0" w:color="BFBFBF"/>
-              <w:right w:val="single" w:sz="5" w:space="0" w:color="BFBFBF"/>
-            </w:tcBorders>
-            <w:shd w:val="clear" w:color="auto" w:fill="FFFFFF"/>
-            <w:tcMar>
-              <w:top w:w="80" w:type="dxa"/>
-              <w:left w:w="100" w:type="dxa"/>
-              <w:bottom w:w="80" w:type="dxa"/>
-              <w:right w:w="100" w:type="dxa"/>
-            </w:tcMar>
-            <w:vAlign w:val="center"/>
-          </w:tcPr>
-          <w:p>
-            <w:pPr>
-              <w:keepNext/>
-              <w:spacing w:after="0"/>
-              <w:rPr>
-                <w:rFonts w:hint="eastAsia"/>
-              </w:rPr>
-            </w:pPr>
-            <w:r>
-              <w:rPr>
-                <w:sz w:val="17"/>
-              </w:rPr>
-              <w:t>5</w:t>
-            </w:r>
-          </w:p>
-        </w:tc>
-        <w:tc>
-          <w:tcPr>
-            <w:tcW w:w="8496" w:type="dxa"/>
-            <w:tcBorders>
-              <w:top w:val="single" w:sz="5" w:space="0" w:color="BFBFBF"/>
-              <w:left w:val="single" w:sz="5" w:space="0" w:color="BFBFBF"/>
-              <w:bottom w:val="single" w:sz="5" w:space="0" w:color="BFBFBF"/>
-              <w:right w:val="single" w:sz="5" w:space="0" w:color="BFBFBF"/>
-            </w:tcBorders>
-            <w:shd w:val="clear" w:color="auto" w:fill="FFFFFF"/>
-            <w:tcMar>
-              <w:top w:w="80" w:type="dxa"/>
-              <w:left w:w="100" w:type="dxa"/>
-              <w:bottom w:w="80" w:type="dxa"/>
-              <w:right w:w="100" w:type="dxa"/>
-            </w:tcMar>
-            <w:vAlign w:val="center"/>
-          </w:tcPr>
-          <w:p>
-            <w:pPr>
-              <w:keepNext/>
-              <w:spacing w:after="0"/>
-              <w:rPr>
-                <w:rFonts w:hint="eastAsia"/>
-              </w:rPr>
-            </w:pPr>
-            <w:r>
-              <w:rPr>
-                <w:sz w:val="17"/>
-              </w:rPr>
-              <w:t>info column removed</w:t>
-            </w:r>
-          </w:p>
-        </w:tc>
-      </w:tr>
-      <w:tr>
-        <w:trPr>
-          <w:jc w:val="center"/>
-        </w:trPr>
-        <w:tc>
-          <w:tcPr>
-            <w:tcW w:w="936" w:type="dxa"/>
-            <w:tcBorders>
-              <w:top w:val="single" w:sz="5" w:space="0" w:color="BFBFBF"/>
-              <w:left w:val="single" w:sz="5" w:space="0" w:color="BFBFBF"/>
-              <w:bottom w:val="single" w:sz="5" w:space="0" w:color="BFBFBF"/>
-              <w:right w:val="single" w:sz="5" w:space="0" w:color="BFBFBF"/>
-            </w:tcBorders>
-            <w:shd w:val="clear" w:color="auto" w:fill="FFFFFF"/>
-            <w:tcMar>
-              <w:top w:w="80" w:type="dxa"/>
-              <w:left w:w="100" w:type="dxa"/>
-              <w:bottom w:w="80" w:type="dxa"/>
-              <w:right w:w="100" w:type="dxa"/>
-            </w:tcMar>
-            <w:vAlign w:val="center"/>
-          </w:tcPr>
-          <w:p>
-            <w:pPr>
-              <w:keepNext/>
-              <w:spacing w:after="0"/>
-              <w:rPr>
-                <w:rFonts w:hint="eastAsia"/>
-              </w:rPr>
-            </w:pPr>
-            <w:r>
-              <w:rPr>
-                <w:sz w:val="17"/>
-              </w:rPr>
-              <w:t>6</w:t>
-            </w:r>
-          </w:p>
-        </w:tc>
-        <w:tc>
-          <w:tcPr>
-            <w:tcW w:w="8496" w:type="dxa"/>
-            <w:tcBorders>
-              <w:top w:val="single" w:sz="5" w:space="0" w:color="BFBFBF"/>
-              <w:left w:val="single" w:sz="5" w:space="0" w:color="BFBFBF"/>
-              <w:bottom w:val="single" w:sz="5" w:space="0" w:color="BFBFBF"/>
-              <w:right w:val="single" w:sz="5" w:space="0" w:color="BFBFBF"/>
-            </w:tcBorders>
-            <w:shd w:val="clear" w:color="auto" w:fill="FFFFFF"/>
-            <w:tcMar>
-              <w:top w:w="80" w:type="dxa"/>
-              <w:left w:w="100" w:type="dxa"/>
-              <w:bottom w:w="80" w:type="dxa"/>
-              <w:right w:w="100" w:type="dxa"/>
-            </w:tcMar>
-            <w:vAlign w:val="center"/>
-          </w:tcPr>
-          <w:p>
-            <w:pPr>
-              <w:keepNext/>
-              <w:spacing w:after="0"/>
-              <w:rPr>
-                <w:rFonts w:hint="eastAsia"/>
-              </w:rPr>
-            </w:pPr>
-            <w:r>
-              <w:rPr>
-                <w:sz w:val="17"/>
-              </w:rPr>
-              <w:t>Foreign-key constraints</w:t>
-            </w:r>
-          </w:p>
-        </w:tc>
-      </w:tr>
-      <w:tr>
-        <w:trPr>
-          <w:jc w:val="center"/>
-        </w:trPr>
-        <w:tc>
-          <w:tcPr>
-            <w:tcW w:w="936" w:type="dxa"/>
-            <w:tcBorders>
-              <w:top w:val="single" w:sz="5" w:space="0" w:color="BFBFBF"/>
-              <w:left w:val="single" w:sz="5" w:space="0" w:color="BFBFBF"/>
-              <w:bottom w:val="single" w:sz="5" w:space="0" w:color="BFBFBF"/>
-              <w:right w:val="single" w:sz="5" w:space="0" w:color="BFBFBF"/>
-            </w:tcBorders>
-            <w:shd w:val="clear" w:color="auto" w:fill="FFFFFF"/>
-            <w:tcMar>
-              <w:top w:w="80" w:type="dxa"/>
-              <w:left w:w="100" w:type="dxa"/>
-              <w:bottom w:w="80" w:type="dxa"/>
-              <w:right w:w="100" w:type="dxa"/>
-            </w:tcMar>
-            <w:vAlign w:val="center"/>
-          </w:tcPr>
-          <w:p>
-            <w:pPr>
-              <w:keepNext/>
-              <w:spacing w:after="0"/>
-              <w:rPr>
-                <w:rFonts w:hint="eastAsia"/>
-              </w:rPr>
-            </w:pPr>
-            <w:r>
-              <w:rPr>
-                <w:sz w:val="17"/>
-              </w:rPr>
-              <w:t>7</w:t>
-            </w:r>
-          </w:p>
-        </w:tc>
-        <w:tc>
-          <w:tcPr>
-            <w:tcW w:w="8496" w:type="dxa"/>
-            <w:tcBorders>
-              <w:top w:val="single" w:sz="5" w:space="0" w:color="BFBFBF"/>
-              <w:left w:val="single" w:sz="5" w:space="0" w:color="BFBFBF"/>
-              <w:bottom w:val="single" w:sz="5" w:space="0" w:color="BFBFBF"/>
-              <w:right w:val="single" w:sz="5" w:space="0" w:color="BFBFBF"/>
-            </w:tcBorders>
-            <w:shd w:val="clear" w:color="auto" w:fill="FFFFFF"/>
-            <w:tcMar>
-              <w:top w:w="80" w:type="dxa"/>
-              <w:left w:w="100" w:type="dxa"/>
-              <w:bottom w:w="80" w:type="dxa"/>
-              <w:right w:w="100" w:type="dxa"/>
-            </w:tcMar>
-            <w:vAlign w:val="center"/>
-          </w:tcPr>
-          <w:p>
-            <w:pPr>
-              <w:keepNext/>
-              <w:spacing w:after="0"/>
-              <w:rPr>
-                <w:rFonts w:hint="eastAsia"/>
-              </w:rPr>
-            </w:pPr>
-            <w:r>
-              <w:rPr>
-                <w:sz w:val="17"/>
-              </w:rPr>
-              <w:t>Successful INSERT statements</w:t>
-            </w:r>
-          </w:p>
-        </w:tc>
-      </w:tr>
-      <w:tr>
-        <w:trPr>
-          <w:jc w:val="center"/>
-        </w:trPr>
-        <w:tc>
-          <w:tcPr>
-            <w:tcW w:w="936" w:type="dxa"/>
-            <w:tcBorders>
-              <w:top w:val="single" w:sz="5" w:space="0" w:color="BFBFBF"/>
-              <w:left w:val="single" w:sz="5" w:space="0" w:color="BFBFBF"/>
-              <w:bottom w:val="single" w:sz="5" w:space="0" w:color="BFBFBF"/>
-              <w:right w:val="single" w:sz="5" w:space="0" w:color="BFBFBF"/>
-            </w:tcBorders>
-            <w:shd w:val="clear" w:color="auto" w:fill="FFFFFF"/>
-            <w:tcMar>
-              <w:top w:w="80" w:type="dxa"/>
-              <w:left w:w="100" w:type="dxa"/>
-              <w:bottom w:w="80" w:type="dxa"/>
-              <w:right w:w="100" w:type="dxa"/>
-            </w:tcMar>
-            <w:vAlign w:val="center"/>
-          </w:tcPr>
-          <w:p>
-            <w:pPr>
-              <w:spacing w:after="0"/>
-              <w:rPr>
-                <w:rFonts w:hint="eastAsia"/>
-              </w:rPr>
-            </w:pPr>
-            <w:r>
-              <w:rPr>
-                <w:sz w:val="17"/>
-              </w:rPr>
-              <w:t>8</w:t>
-            </w:r>
-          </w:p>
-        </w:tc>
-        <w:tc>
-          <w:tcPr>
-            <w:tcW w:w="8496" w:type="dxa"/>
-            <w:tcBorders>
-              <w:top w:val="single" w:sz="5" w:space="0" w:color="BFBFBF"/>
-              <w:left w:val="single" w:sz="5" w:space="0" w:color="BFBFBF"/>
-              <w:bottom w:val="single" w:sz="5" w:space="0" w:color="BFBFBF"/>
-              <w:right w:val="single" w:sz="5" w:space="0" w:color="BFBFBF"/>
-            </w:tcBorders>
-            <w:shd w:val="clear" w:color="auto" w:fill="FFFFFF"/>
-            <w:tcMar>
-              <w:top w:w="80" w:type="dxa"/>
-              <w:left w:w="100" w:type="dxa"/>
-              <w:bottom w:w="80" w:type="dxa"/>
-              <w:right w:w="100" w:type="dxa"/>
-            </w:tcMar>
-            <w:vAlign w:val="center"/>
-          </w:tcPr>
-          <w:p>
-            <w:pPr>
-              <w:spacing w:after="0"/>
-              <w:rPr>
-                <w:rFonts w:hint="eastAsia"/>
-              </w:rPr>
-            </w:pPr>
-            <w:r>
-              <w:rPr>
-                <w:sz w:val="17"/>
-              </w:rPr>
-              <w:t>Row-count query and final JOIN query</w:t>
-            </w:r>
-          </w:p>
-        </w:tc>
-      </w:tr>
-    </w:tbl>
-    <w:p>
-      <w:pPr>
-        <w:spacing w:after="0"/>
-        <w:rPr>
-          <w:rFonts w:hint="eastAsia"/>
-        </w:rPr>
-      </w:pPr>
-    </w:p>
-    <w:p>
-      <w:pPr>
-        <w:pStyle w:val="1"/>
-      </w:pPr>
-      <w:r>
-        <w:t>Conclusion</w:t>
-      </w:r>
-    </w:p>
-    <w:p>
-      <w:pPr>
-        <w:rPr>
-          <w:rFonts w:hint="eastAsia"/>
-        </w:rPr>
-      </w:pPr>
-      <w:r>
-        <w:t>The unnormalized booking receipt was decomposed into relations that satisfy 1NF, 2NF and 3NF. Repeating values, partial dependencies and transitive dependencies were removed. The Flights table satisfies 3NF because its non-key attributes depend directly on flight_id and descriptive airport and airline data are stored in separate relations. The required airport database tables, keys, alterations, relationships and sample data were implemented with PostgreSQL DDL and DML statements.</w:t>
-      </w:r>
     </w:p>
     <w:sectPr>
       <w:footerReference w:type="default" r:id="rId8"/>
@@ -30413,7 +29744,7 @@
 </file>
 
 <file path=customXml/itemProps1.xml><?xml version="1.0" encoding="utf-8"?>
-<ds:datastoreItem xmlns:ds="http://schemas.openxmlformats.org/officeDocument/2006/customXml" ds:itemID="{93781055-31B7-45D8-AAE5-DA609B15AB93}">
+<ds:datastoreItem xmlns:ds="http://schemas.openxmlformats.org/officeDocument/2006/customXml" ds:itemID="{F0C7874C-F2F4-43ED-A0AE-64BAD24272F6}">
   <ds:schemaRefs>
     <ds:schemaRef ds:uri="http://schemas.openxmlformats.org/officeDocument/2006/bibliography"/>
   </ds:schemaRefs>
